--- a/labs/lab5/lab13/report/report.docx
+++ b/labs/lab5/lab13/report/report.docx
@@ -1699,31 +1699,157 @@
         <w:t xml:space="preserve">В результате выполнения данной лабораторной работы я выполнила задание для самостоятельного выполнения, а именно провела анализ сети Петри, построила сеть в CPN Tools, построила граф состояний и провела его анализ.</w:t>
       </w:r>
     </w:p>
-    <w:p>
-      <w:pPr>
-        <w:pStyle w:val="BodyText"/>
-      </w:pPr>
-      <w:r>
-        <w:t xml:space="preserve">Питерсон Дж. Теория сетей Петри и моделирование систем: Пер. с англ.  М.: Мир, 1984.</w:t>
-      </w:r>
-    </w:p>
-    <w:p>
-      <w:pPr>
-        <w:pStyle w:val="BodyText"/>
-      </w:pPr>
-      <w:r>
-        <w:t xml:space="preserve">Лескин А.А. Сети Петри в моделировании и управлении.  Л.: Наука, 1988.</w:t>
-      </w:r>
-    </w:p>
-    <w:p>
-      <w:pPr>
-        <w:pStyle w:val="BodyText"/>
-      </w:pPr>
-      <w:r>
-        <w:t xml:space="preserve">Котов В.Е. Сети Петри.  М.: Наука, 1984</w:t>
-      </w:r>
-    </w:p>
     <w:bookmarkEnd w:id="51"/>
+    <w:bookmarkStart w:id="52" w:name="литература"/>
+    <w:p>
+      <w:pPr>
+        <w:pStyle w:val="Heading1"/>
+      </w:pPr>
+      <w:r>
+        <w:rPr>
+          <w:rStyle w:val="SectionNumber"/>
+        </w:rPr>
+        <w:t xml:space="preserve">4</w:t>
+      </w:r>
+      <w:r>
+        <w:tab/>
+      </w:r>
+      <w:r>
+        <w:t xml:space="preserve">Литература:</w:t>
+      </w:r>
+    </w:p>
+    <w:p>
+      <w:pPr>
+        <w:pStyle w:val="SourceCode"/>
+      </w:pPr>
+      <w:r>
+        <w:rPr>
+          <w:rStyle w:val="VerbatimChar"/>
+        </w:rPr>
+        <w:t xml:space="preserve">Королькова, А. В. Моделирование информационных процессов / А. В. Королькова, Д. С. </w:t>
+      </w:r>
+      <w:r>
+        <w:br/>
+      </w:r>
+      <w:r>
+        <w:rPr>
+          <w:rStyle w:val="VerbatimChar"/>
+        </w:rPr>
+        <w:t xml:space="preserve">Кулябов. — Москва : Издательство РУДН, 2020.  </w:t>
+      </w:r>
+      <w:r>
+        <w:br/>
+      </w:r>
+      <w:r>
+        <w:br/>
+      </w:r>
+      <w:r>
+        <w:br/>
+      </w:r>
+      <w:r>
+        <w:rPr>
+          <w:rStyle w:val="VerbatimChar"/>
+        </w:rPr>
+        <w:t xml:space="preserve">Petri, C. A. Kommunikation mit Automaten / C. A. Petri. — Bonn : Institut für </w:t>
+      </w:r>
+      <w:r>
+        <w:br/>
+      </w:r>
+      <w:r>
+        <w:rPr>
+          <w:rStyle w:val="VerbatimChar"/>
+        </w:rPr>
+        <w:t xml:space="preserve">nstrumentelle Mathematik, 1962.  </w:t>
+      </w:r>
+      <w:r>
+        <w:br/>
+      </w:r>
+      <w:r>
+        <w:br/>
+      </w:r>
+      <w:r>
+        <w:br/>
+      </w:r>
+      <w:r>
+        <w:rPr>
+          <w:rStyle w:val="VerbatimChar"/>
+        </w:rPr>
+        <w:t xml:space="preserve">CPNTools Manual / K. Jensen, L. M. Kristensen. — Department of Computer Science, </w:t>
+      </w:r>
+      <w:r>
+        <w:br/>
+      </w:r>
+      <w:r>
+        <w:rPr>
+          <w:rStyle w:val="VerbatimChar"/>
+        </w:rPr>
+        <w:t xml:space="preserve">Aarhus University, 2021. </w:t>
+      </w:r>
+      <w:r>
+        <w:br/>
+      </w:r>
+      <w:r>
+        <w:br/>
+      </w:r>
+      <w:r>
+        <w:rPr>
+          <w:rStyle w:val="VerbatimChar"/>
+        </w:rPr>
+        <w:t xml:space="preserve"> </w:t>
+      </w:r>
+      <w:r>
+        <w:br/>
+      </w:r>
+      <w:r>
+        <w:rPr>
+          <w:rStyle w:val="VerbatimChar"/>
+        </w:rPr>
+        <w:t xml:space="preserve">Reisig, W. Place/Transition Petri Nets / W. Reisig // Lectures on Petri Nets I: </w:t>
+      </w:r>
+      <w:r>
+        <w:br/>
+      </w:r>
+      <w:r>
+        <w:rPr>
+          <w:rStyle w:val="VerbatimChar"/>
+        </w:rPr>
+        <w:t xml:space="preserve">Basic Models. — Springer, 2013. — Vol. 1491. — P. 147–178.  </w:t>
+      </w:r>
+      <w:r>
+        <w:br/>
+      </w:r>
+      <w:r>
+        <w:br/>
+      </w:r>
+      <w:r>
+        <w:br/>
+      </w:r>
+      <w:r>
+        <w:rPr>
+          <w:rStyle w:val="VerbatimChar"/>
+        </w:rPr>
+        <w:t xml:space="preserve">Murata, T. Petri nets: Properties, analysis and applications / T. Murata // </w:t>
+      </w:r>
+      <w:r>
+        <w:br/>
+      </w:r>
+      <w:r>
+        <w:rPr>
+          <w:rStyle w:val="VerbatimChar"/>
+        </w:rPr>
+        <w:t xml:space="preserve">Proceedings of the IEEE. — 1989. — Vol. 77, no. 4. — P. 541–580.</w:t>
+      </w:r>
+      <w:r>
+        <w:br/>
+      </w:r>
+      <w:r>
+        <w:rPr>
+          <w:rStyle w:val="VerbatimChar"/>
+        </w:rPr>
+        <w:t xml:space="preserve"> </w:t>
+      </w:r>
+    </w:p>
+    <w:bookmarkEnd w:id="52"/>
     <w:sectPr>
       <w:footnotePr>
         <w:numRestart w:val="eachSect"/>
